--- a/lab9/lab9_report.docx
+++ b/lab9/lab9_report.docx
@@ -259,6 +259,7 @@
       <w:r>
         <w:rPr>
           <w:rFonts w:ascii="Times New Roman" w:hAnsi="Times New Roman" w:cs="Times New Roman"/>
+          <w:noProof/>
           <w:lang w:val="en-GB" w:eastAsia="nb-NO"/>
         </w:rPr>
         <w:drawing>
@@ -342,6 +343,60 @@
           <w:szCs w:val="28"/>
           <w:lang w:val="en-GB" w:eastAsia="nb-NO"/>
         </w:rPr>
+        <w:lastRenderedPageBreak/>
+        <w:drawing>
+          <wp:inline distT="0" distB="0" distL="0" distR="0" wp14:anchorId="135D381A" wp14:editId="7A3DF75D">
+            <wp:extent cx="3839111" cy="5849166"/>
+            <wp:effectExtent l="0" t="0" r="9525" b="0"/>
+            <wp:docPr id="511052028" name="Bilde 1"/>
+            <wp:cNvGraphicFramePr>
+              <a:graphicFrameLocks xmlns:a="http://schemas.openxmlformats.org/drawingml/2006/main" noChangeAspect="1"/>
+            </wp:cNvGraphicFramePr>
+            <a:graphic xmlns:a="http://schemas.openxmlformats.org/drawingml/2006/main">
+              <a:graphicData uri="http://schemas.openxmlformats.org/drawingml/2006/picture">
+                <pic:pic xmlns:pic="http://schemas.openxmlformats.org/drawingml/2006/picture">
+                  <pic:nvPicPr>
+                    <pic:cNvPr id="511052028" name=""/>
+                    <pic:cNvPicPr/>
+                  </pic:nvPicPr>
+                  <pic:blipFill>
+                    <a:blip r:embed="rId8"/>
+                    <a:stretch>
+                      <a:fillRect/>
+                    </a:stretch>
+                  </pic:blipFill>
+                  <pic:spPr>
+                    <a:xfrm>
+                      <a:off x="0" y="0"/>
+                      <a:ext cx="3839111" cy="5849166"/>
+                    </a:xfrm>
+                    <a:prstGeom prst="rect">
+                      <a:avLst/>
+                    </a:prstGeom>
+                  </pic:spPr>
+                </pic:pic>
+              </a:graphicData>
+            </a:graphic>
+          </wp:inline>
+        </w:drawing>
+      </w:r>
+    </w:p>
+    <w:p>
+      <w:pPr>
+        <w:rPr>
+          <w:rFonts w:ascii="Times New Roman" w:hAnsi="Times New Roman" w:cs="Times New Roman"/>
+          <w:sz w:val="28"/>
+          <w:szCs w:val="28"/>
+          <w:lang w:val="en-GB" w:eastAsia="nb-NO"/>
+        </w:rPr>
+      </w:pPr>
+      <w:r>
+        <w:rPr>
+          <w:rFonts w:ascii="Times New Roman" w:hAnsi="Times New Roman" w:cs="Times New Roman"/>
+          <w:sz w:val="28"/>
+          <w:szCs w:val="28"/>
+          <w:lang w:val="en-GB" w:eastAsia="nb-NO"/>
+        </w:rPr>
         <w:t>Subtask 3:</w:t>
       </w:r>
     </w:p>
@@ -431,8 +486,8 @@
       </w:pPr>
     </w:p>
     <w:sectPr>
-      <w:headerReference w:type="even" r:id="rId8"/>
-      <w:headerReference w:type="default" r:id="rId9"/>
+      <w:headerReference w:type="even" r:id="rId9"/>
+      <w:headerReference w:type="default" r:id="rId10"/>
       <w:pgSz w:w="11906" w:h="16838"/>
       <w:pgMar w:top="1417" w:right="1417" w:bottom="1417" w:left="1417" w:header="708" w:footer="708" w:gutter="0"/>
       <w:cols w:space="708"/>
@@ -505,6 +560,11 @@
         <w:docPartUnique/>
       </w:docPartObj>
     </w:sdtPr>
+    <w:sdtEndPr>
+      <w:rPr>
+        <w:rStyle w:val="Sidetall"/>
+      </w:rPr>
+    </w:sdtEndPr>
     <w:sdtContent>
       <w:p>
         <w:pPr>
@@ -563,6 +623,11 @@
         <w:docPartUnique/>
       </w:docPartObj>
     </w:sdtPr>
+    <w:sdtEndPr>
+      <w:rPr>
+        <w:rStyle w:val="Sidetall"/>
+      </w:rPr>
+    </w:sdtEndPr>
     <w:sdtContent>
       <w:p>
         <w:pPr>

--- a/lab9/lab9_report.docx
+++ b/lab9/lab9_report.docx
@@ -339,6 +339,7 @@
       <w:r>
         <w:rPr>
           <w:rFonts w:ascii="Times New Roman" w:hAnsi="Times New Roman" w:cs="Times New Roman"/>
+          <w:noProof/>
           <w:sz w:val="28"/>
           <w:szCs w:val="28"/>
           <w:lang w:val="en-GB" w:eastAsia="nb-NO"/>
@@ -416,7 +417,133 @@
           <w:szCs w:val="28"/>
           <w:lang w:val="en-GB" w:eastAsia="nb-NO"/>
         </w:rPr>
+        <w:drawing>
+          <wp:inline distT="0" distB="0" distL="0" distR="0" wp14:anchorId="5DC8CCC8" wp14:editId="7B64F310">
+            <wp:extent cx="5575300" cy="1270000"/>
+            <wp:effectExtent l="0" t="0" r="0" b="0"/>
+            <wp:docPr id="223144265" name="Bilde 1"/>
+            <wp:cNvGraphicFramePr>
+              <a:graphicFrameLocks xmlns:a="http://schemas.openxmlformats.org/drawingml/2006/main" noChangeAspect="1"/>
+            </wp:cNvGraphicFramePr>
+            <a:graphic xmlns:a="http://schemas.openxmlformats.org/drawingml/2006/main">
+              <a:graphicData uri="http://schemas.openxmlformats.org/drawingml/2006/picture">
+                <pic:pic xmlns:pic="http://schemas.openxmlformats.org/drawingml/2006/picture">
+                  <pic:nvPicPr>
+                    <pic:cNvPr id="223144265" name=""/>
+                    <pic:cNvPicPr/>
+                  </pic:nvPicPr>
+                  <pic:blipFill>
+                    <a:blip r:embed="rId9"/>
+                    <a:stretch>
+                      <a:fillRect/>
+                    </a:stretch>
+                  </pic:blipFill>
+                  <pic:spPr>
+                    <a:xfrm>
+                      <a:off x="0" y="0"/>
+                      <a:ext cx="5575300" cy="1270000"/>
+                    </a:xfrm>
+                    <a:prstGeom prst="rect">
+                      <a:avLst/>
+                    </a:prstGeom>
+                  </pic:spPr>
+                </pic:pic>
+              </a:graphicData>
+            </a:graphic>
+          </wp:inline>
+        </w:drawing>
+      </w:r>
+    </w:p>
+    <w:p>
+      <w:pPr>
+        <w:rPr>
+          <w:rFonts w:ascii="Times New Roman" w:hAnsi="Times New Roman" w:cs="Times New Roman"/>
+          <w:sz w:val="28"/>
+          <w:szCs w:val="28"/>
+          <w:lang w:val="en-GB" w:eastAsia="nb-NO"/>
+        </w:rPr>
+      </w:pPr>
+      <w:r>
+        <w:rPr>
+          <w:rFonts w:ascii="Times New Roman" w:hAnsi="Times New Roman" w:cs="Times New Roman"/>
+          <w:sz w:val="28"/>
+          <w:szCs w:val="28"/>
+          <w:lang w:val="en-GB" w:eastAsia="nb-NO"/>
+        </w:rPr>
         <w:t>Subtask 4:</w:t>
+      </w:r>
+    </w:p>
+    <w:p>
+      <w:pPr>
+        <w:rPr>
+          <w:rFonts w:ascii="Times New Roman" w:hAnsi="Times New Roman" w:cs="Times New Roman"/>
+          <w:sz w:val="28"/>
+          <w:szCs w:val="28"/>
+          <w:lang w:val="en-GB" w:eastAsia="nb-NO"/>
+        </w:rPr>
+      </w:pPr>
+      <w:r>
+        <w:rPr>
+          <w:rFonts w:ascii="Times New Roman" w:hAnsi="Times New Roman" w:cs="Times New Roman"/>
+          <w:sz w:val="28"/>
+          <w:szCs w:val="28"/>
+          <w:lang w:val="en-GB" w:eastAsia="nb-NO"/>
+        </w:rPr>
+        <w:lastRenderedPageBreak/>
+        <w:drawing>
+          <wp:inline distT="0" distB="0" distL="0" distR="0" wp14:anchorId="4FA93F0A" wp14:editId="2AE44803">
+            <wp:extent cx="5168900" cy="1358900"/>
+            <wp:effectExtent l="0" t="0" r="0" b="0"/>
+            <wp:docPr id="1721369523" name="Bilde 1"/>
+            <wp:cNvGraphicFramePr>
+              <a:graphicFrameLocks xmlns:a="http://schemas.openxmlformats.org/drawingml/2006/main" noChangeAspect="1"/>
+            </wp:cNvGraphicFramePr>
+            <a:graphic xmlns:a="http://schemas.openxmlformats.org/drawingml/2006/main">
+              <a:graphicData uri="http://schemas.openxmlformats.org/drawingml/2006/picture">
+                <pic:pic xmlns:pic="http://schemas.openxmlformats.org/drawingml/2006/picture">
+                  <pic:nvPicPr>
+                    <pic:cNvPr id="1721369523" name=""/>
+                    <pic:cNvPicPr/>
+                  </pic:nvPicPr>
+                  <pic:blipFill>
+                    <a:blip r:embed="rId10"/>
+                    <a:stretch>
+                      <a:fillRect/>
+                    </a:stretch>
+                  </pic:blipFill>
+                  <pic:spPr>
+                    <a:xfrm>
+                      <a:off x="0" y="0"/>
+                      <a:ext cx="5168900" cy="1358900"/>
+                    </a:xfrm>
+                    <a:prstGeom prst="rect">
+                      <a:avLst/>
+                    </a:prstGeom>
+                  </pic:spPr>
+                </pic:pic>
+              </a:graphicData>
+            </a:graphic>
+          </wp:inline>
+        </w:drawing>
+      </w:r>
+    </w:p>
+    <w:p>
+      <w:pPr>
+        <w:rPr>
+          <w:rFonts w:ascii="Times New Roman" w:hAnsi="Times New Roman" w:cs="Times New Roman"/>
+          <w:sz w:val="28"/>
+          <w:szCs w:val="28"/>
+          <w:lang w:val="en-GB" w:eastAsia="nb-NO"/>
+        </w:rPr>
+      </w:pPr>
+      <w:r>
+        <w:rPr>
+          <w:rFonts w:ascii="Times New Roman" w:hAnsi="Times New Roman" w:cs="Times New Roman"/>
+          <w:sz w:val="28"/>
+          <w:szCs w:val="28"/>
+          <w:lang w:val="en-GB" w:eastAsia="nb-NO"/>
+        </w:rPr>
+        <w:t>With RUNS = 20, the per-run speedup converges tightly to ~0.17–0.23, giving a stable average speedup of ~0.21–0.23.</w:t>
       </w:r>
     </w:p>
     <w:p>
@@ -480,14 +607,140 @@
     <w:p>
       <w:pPr>
         <w:rPr>
-          <w:rFonts w:ascii="Times New Roman" w:hAnsi="Times New Roman" w:cs="Times New Roman"/>
+          <w:lang w:val="en-GB" w:eastAsia="nb-NO"/>
+        </w:rPr>
+      </w:pPr>
+      <w:r>
+        <w:rPr>
+          <w:lang w:val="en-GB" w:eastAsia="nb-NO"/>
+        </w:rPr>
+        <w:t>Subtask 1:</w:t>
+      </w:r>
+    </w:p>
+    <w:p>
+      <w:pPr>
+        <w:rPr>
+          <w:lang w:val="en-GB" w:eastAsia="nb-NO"/>
+        </w:rPr>
+      </w:pPr>
+      <w:r>
+        <w:rPr>
+          <w:lang w:val="en-GB" w:eastAsia="nb-NO"/>
+        </w:rPr>
+        <w:t xml:space="preserve">Subtask </w:t>
+      </w:r>
+      <w:r>
+        <w:rPr>
+          <w:lang w:val="en-GB" w:eastAsia="nb-NO"/>
+        </w:rPr>
+        <w:t>2</w:t>
+      </w:r>
+      <w:r>
+        <w:rPr>
+          <w:lang w:val="en-GB" w:eastAsia="nb-NO"/>
+        </w:rPr>
+        <w:t>:</w:t>
+      </w:r>
+    </w:p>
+    <w:p>
+      <w:pPr>
+        <w:rPr>
+          <w:lang w:val="en-GB" w:eastAsia="nb-NO"/>
+        </w:rPr>
+      </w:pPr>
+      <w:r>
+        <w:rPr>
+          <w:lang w:val="en-GB" w:eastAsia="nb-NO"/>
+        </w:rPr>
+        <w:t xml:space="preserve">Subtask </w:t>
+      </w:r>
+      <w:r>
+        <w:rPr>
+          <w:lang w:val="en-GB" w:eastAsia="nb-NO"/>
+        </w:rPr>
+        <w:t>3</w:t>
+      </w:r>
+      <w:r>
+        <w:rPr>
+          <w:lang w:val="en-GB" w:eastAsia="nb-NO"/>
+        </w:rPr>
+        <w:t>:</w:t>
+      </w:r>
+    </w:p>
+    <w:p>
+      <w:pPr>
+        <w:rPr>
+          <w:lang w:val="en-GB" w:eastAsia="nb-NO"/>
+        </w:rPr>
+      </w:pPr>
+      <w:r>
+        <w:rPr>
+          <w:lang w:val="en-GB" w:eastAsia="nb-NO"/>
+        </w:rPr>
+        <w:t xml:space="preserve">Subtask </w:t>
+      </w:r>
+      <w:r>
+        <w:rPr>
+          <w:lang w:val="en-GB" w:eastAsia="nb-NO"/>
+        </w:rPr>
+        <w:t>4</w:t>
+      </w:r>
+      <w:r>
+        <w:rPr>
+          <w:lang w:val="en-GB" w:eastAsia="nb-NO"/>
+        </w:rPr>
+        <w:t>:</w:t>
+      </w:r>
+    </w:p>
+    <w:p>
+      <w:pPr>
+        <w:rPr>
+          <w:lang w:val="en-GB" w:eastAsia="nb-NO"/>
+        </w:rPr>
+      </w:pPr>
+      <w:r>
+        <w:rPr>
+          <w:lang w:val="en-GB" w:eastAsia="nb-NO"/>
+        </w:rPr>
+        <w:t xml:space="preserve">Subtask </w:t>
+      </w:r>
+      <w:r>
+        <w:rPr>
+          <w:lang w:val="en-GB" w:eastAsia="nb-NO"/>
+        </w:rPr>
+        <w:t>5</w:t>
+      </w:r>
+      <w:r>
+        <w:rPr>
+          <w:lang w:val="en-GB" w:eastAsia="nb-NO"/>
+        </w:rPr>
+        <w:t>:</w:t>
+      </w:r>
+    </w:p>
+    <w:p>
+      <w:pPr>
+        <w:rPr>
+          <w:lang w:val="en-GB" w:eastAsia="nb-NO"/>
+        </w:rPr>
+      </w:pPr>
+    </w:p>
+    <w:p>
+      <w:pPr>
+        <w:rPr>
+          <w:lang w:val="en-GB" w:eastAsia="nb-NO"/>
+        </w:rPr>
+      </w:pPr>
+    </w:p>
+    <w:p>
+      <w:pPr>
+        <w:rPr>
           <w:lang w:val="en-GB" w:eastAsia="nb-NO"/>
         </w:rPr>
       </w:pPr>
     </w:p>
     <w:sectPr>
-      <w:headerReference w:type="even" r:id="rId9"/>
-      <w:headerReference w:type="default" r:id="rId10"/>
+      <w:headerReference w:type="even" r:id="rId11"/>
+      <w:headerReference w:type="default" r:id="rId12"/>
       <w:pgSz w:w="11906" w:h="16838"/>
       <w:pgMar w:top="1417" w:right="1417" w:bottom="1417" w:left="1417" w:header="708" w:footer="708" w:gutter="0"/>
       <w:cols w:space="708"/>
@@ -560,11 +813,6 @@
         <w:docPartUnique/>
       </w:docPartObj>
     </w:sdtPr>
-    <w:sdtEndPr>
-      <w:rPr>
-        <w:rStyle w:val="Sidetall"/>
-      </w:rPr>
-    </w:sdtEndPr>
     <w:sdtContent>
       <w:p>
         <w:pPr>
@@ -623,11 +871,6 @@
         <w:docPartUnique/>
       </w:docPartObj>
     </w:sdtPr>
-    <w:sdtEndPr>
-      <w:rPr>
-        <w:rStyle w:val="Sidetall"/>
-      </w:rPr>
-    </w:sdtEndPr>
     <w:sdtContent>
       <w:p>
         <w:pPr>

--- a/lab9/lab9_report.docx
+++ b/lab9/lab9_report.docx
@@ -205,9 +205,31 @@
           <w14:ligatures w14:val="none"/>
         </w:rPr>
         <w:lastRenderedPageBreak/>
-        <w:t>Exercise 1:</w:t>
-      </w:r>
-      <w:r>
+        <w:t xml:space="preserve">Disclaimer: </w:t>
+      </w:r>
+    </w:p>
+    <w:p>
+      <w:pPr>
+        <w:rPr>
+          <w:rFonts w:ascii="Times New Roman" w:hAnsi="Times New Roman" w:cs="Times New Roman"/>
+          <w:lang w:val="en-GB" w:eastAsia="nb-NO"/>
+        </w:rPr>
+      </w:pPr>
+      <w:r>
+        <w:rPr>
+          <w:rFonts w:ascii="Times New Roman" w:hAnsi="Times New Roman" w:cs="Times New Roman"/>
+          <w:lang w:val="en-GB" w:eastAsia="nb-NO"/>
+        </w:rPr>
+        <w:t>I found that this lab was severely harder than the rest of the labs we’ve had, and I therefore had to get a lot of help from AI to complete this lab. While the theory is understandable, it is harder to put it to use, without any code examples in the PDF or in class.</w:t>
+      </w:r>
+    </w:p>
+    <w:p>
+      <w:pPr>
+        <w:keepNext/>
+        <w:keepLines/>
+        <w:spacing w:before="360" w:after="120" w:line="360" w:lineRule="auto"/>
+        <w:ind w:right="360"/>
+        <w:outlineLvl w:val="0"/>
         <w:rPr>
           <w:rFonts w:ascii="Times New Roman" w:eastAsiaTheme="majorEastAsia" w:hAnsi="Times New Roman" w:cs="Times New Roman"/>
           <w:b/>
@@ -218,11 +240,55 @@
           <w:lang w:val="en-GB" w:eastAsia="nb-NO"/>
           <w14:ligatures w14:val="none"/>
         </w:rPr>
-        <w:t xml:space="preserve"> </w:t>
-      </w:r>
+      </w:pPr>
     </w:p>
     <w:p>
       <w:pPr>
+        <w:keepNext/>
+        <w:keepLines/>
+        <w:spacing w:before="360" w:after="120" w:line="360" w:lineRule="auto"/>
+        <w:ind w:right="360"/>
+        <w:outlineLvl w:val="0"/>
+        <w:rPr>
+          <w:rFonts w:ascii="Times New Roman" w:eastAsiaTheme="majorEastAsia" w:hAnsi="Times New Roman" w:cs="Times New Roman"/>
+          <w:b/>
+          <w:bCs/>
+          <w:kern w:val="0"/>
+          <w:sz w:val="36"/>
+          <w:szCs w:val="36"/>
+          <w:lang w:val="en-GB" w:eastAsia="nb-NO"/>
+          <w14:ligatures w14:val="none"/>
+        </w:rPr>
+      </w:pPr>
+      <w:r>
+        <w:rPr>
+          <w:rFonts w:ascii="Times New Roman" w:eastAsiaTheme="majorEastAsia" w:hAnsi="Times New Roman" w:cs="Times New Roman"/>
+          <w:b/>
+          <w:bCs/>
+          <w:kern w:val="0"/>
+          <w:sz w:val="36"/>
+          <w:szCs w:val="36"/>
+          <w:lang w:val="en-GB" w:eastAsia="nb-NO"/>
+          <w14:ligatures w14:val="none"/>
+        </w:rPr>
+        <w:t>Exercise 1:</w:t>
+      </w:r>
+      <w:r>
+        <w:rPr>
+          <w:rFonts w:ascii="Times New Roman" w:eastAsiaTheme="majorEastAsia" w:hAnsi="Times New Roman" w:cs="Times New Roman"/>
+          <w:b/>
+          <w:bCs/>
+          <w:kern w:val="0"/>
+          <w:sz w:val="36"/>
+          <w:szCs w:val="36"/>
+          <w:lang w:val="en-GB" w:eastAsia="nb-NO"/>
+          <w14:ligatures w14:val="none"/>
+        </w:rPr>
+        <w:t xml:space="preserve"> </w:t>
+      </w:r>
+    </w:p>
+    <w:p>
+      <w:pPr>
         <w:rPr>
           <w:rFonts w:ascii="Times New Roman" w:hAnsi="Times New Roman" w:cs="Times New Roman"/>
           <w:sz w:val="28"/>
@@ -237,16 +303,7 @@
           <w:szCs w:val="28"/>
           <w:lang w:val="en-GB" w:eastAsia="nb-NO"/>
         </w:rPr>
-        <w:t xml:space="preserve">Subtask 1: </w:t>
-      </w:r>
-      <w:r>
-        <w:rPr>
-          <w:rFonts w:ascii="Times New Roman" w:hAnsi="Times New Roman" w:cs="Times New Roman"/>
-          <w:sz w:val="28"/>
-          <w:szCs w:val="28"/>
-          <w:lang w:val="en-GB" w:eastAsia="nb-NO"/>
-        </w:rPr>
-        <w:t>Run the program and include screenshot</w:t>
+        <w:t>Subtask 1: Run the program and include screenshot</w:t>
       </w:r>
     </w:p>
     <w:p>
@@ -413,6 +470,7 @@
       <w:r>
         <w:rPr>
           <w:rFonts w:ascii="Times New Roman" w:hAnsi="Times New Roman" w:cs="Times New Roman"/>
+          <w:noProof/>
           <w:sz w:val="28"/>
           <w:szCs w:val="28"/>
           <w:lang w:val="en-GB" w:eastAsia="nb-NO"/>
@@ -485,6 +543,7 @@
       <w:r>
         <w:rPr>
           <w:rFonts w:ascii="Times New Roman" w:hAnsi="Times New Roman" w:cs="Times New Roman"/>
+          <w:noProof/>
           <w:sz w:val="28"/>
           <w:szCs w:val="28"/>
           <w:lang w:val="en-GB" w:eastAsia="nb-NO"/>
@@ -575,172 +634,392 @@
           <w:lang w:val="en-GB" w:eastAsia="nb-NO"/>
           <w14:ligatures w14:val="none"/>
         </w:rPr>
-        <w:t xml:space="preserve">Exercise </w:t>
-      </w:r>
-      <w:r>
-        <w:rPr>
-          <w:rFonts w:ascii="Times New Roman" w:eastAsiaTheme="majorEastAsia" w:hAnsi="Times New Roman" w:cs="Times New Roman"/>
-          <w:b/>
-          <w:bCs/>
-          <w:kern w:val="0"/>
-          <w:sz w:val="36"/>
-          <w:szCs w:val="36"/>
-          <w:lang w:val="en-GB" w:eastAsia="nb-NO"/>
-          <w14:ligatures w14:val="none"/>
-        </w:rPr>
-        <w:t>2</w:t>
-      </w:r>
-      <w:r>
-        <w:rPr>
-          <w:rFonts w:ascii="Times New Roman" w:eastAsiaTheme="majorEastAsia" w:hAnsi="Times New Roman" w:cs="Times New Roman"/>
-          <w:b/>
-          <w:bCs/>
-          <w:kern w:val="0"/>
-          <w:sz w:val="36"/>
-          <w:szCs w:val="36"/>
-          <w:lang w:val="en-GB" w:eastAsia="nb-NO"/>
-          <w14:ligatures w14:val="none"/>
-        </w:rPr>
-        <w:t xml:space="preserve">: </w:t>
+        <w:t xml:space="preserve">Exercise 2: </w:t>
       </w:r>
     </w:p>
     <w:p>
       <w:pPr>
         <w:rPr>
-          <w:lang w:val="en-GB" w:eastAsia="nb-NO"/>
-        </w:rPr>
-      </w:pPr>
-      <w:r>
-        <w:rPr>
+          <w:rFonts w:ascii="Times New Roman" w:hAnsi="Times New Roman" w:cs="Times New Roman"/>
+          <w:sz w:val="28"/>
+          <w:szCs w:val="28"/>
+          <w:lang w:val="en-GB" w:eastAsia="nb-NO"/>
+        </w:rPr>
+      </w:pPr>
+      <w:r>
+        <w:rPr>
+          <w:rFonts w:ascii="Times New Roman" w:hAnsi="Times New Roman" w:cs="Times New Roman"/>
+          <w:sz w:val="28"/>
+          <w:szCs w:val="28"/>
           <w:lang w:val="en-GB" w:eastAsia="nb-NO"/>
         </w:rPr>
         <w:t>Subtask 1:</w:t>
+      </w:r>
+      <w:r>
+        <w:rPr>
+          <w:rFonts w:ascii="Times New Roman" w:hAnsi="Times New Roman" w:cs="Times New Roman"/>
+          <w:sz w:val="28"/>
+          <w:szCs w:val="28"/>
+          <w:lang w:val="en-GB" w:eastAsia="nb-NO"/>
+        </w:rPr>
+        <w:t xml:space="preserve"> Implement Serial DFS</w:t>
       </w:r>
     </w:p>
     <w:p>
       <w:pPr>
         <w:rPr>
-          <w:lang w:val="en-GB" w:eastAsia="nb-NO"/>
-        </w:rPr>
-      </w:pPr>
-      <w:r>
-        <w:rPr>
-          <w:lang w:val="en-GB" w:eastAsia="nb-NO"/>
-        </w:rPr>
-        <w:t xml:space="preserve">Subtask </w:t>
-      </w:r>
-      <w:r>
-        <w:rPr>
-          <w:lang w:val="en-GB" w:eastAsia="nb-NO"/>
-        </w:rPr>
-        <w:t>2</w:t>
-      </w:r>
-      <w:r>
-        <w:rPr>
-          <w:lang w:val="en-GB" w:eastAsia="nb-NO"/>
-        </w:rPr>
-        <w:t>:</w:t>
+          <w:rFonts w:ascii="Times New Roman" w:hAnsi="Times New Roman" w:cs="Times New Roman"/>
+          <w:lang w:val="en-GB" w:eastAsia="nb-NO"/>
+        </w:rPr>
+      </w:pPr>
+      <w:r>
+        <w:rPr>
+          <w:rFonts w:ascii="Times New Roman" w:hAnsi="Times New Roman" w:cs="Times New Roman"/>
+          <w:lang w:val="en-GB" w:eastAsia="nb-NO"/>
+        </w:rPr>
+        <w:drawing>
+          <wp:inline distT="0" distB="0" distL="0" distR="0" wp14:anchorId="24AD5D2D" wp14:editId="29DC4BC2">
+            <wp:extent cx="3705742" cy="3000794"/>
+            <wp:effectExtent l="0" t="0" r="9525" b="9525"/>
+            <wp:docPr id="622892526" name="Bilde 1"/>
+            <wp:cNvGraphicFramePr>
+              <a:graphicFrameLocks xmlns:a="http://schemas.openxmlformats.org/drawingml/2006/main" noChangeAspect="1"/>
+            </wp:cNvGraphicFramePr>
+            <a:graphic xmlns:a="http://schemas.openxmlformats.org/drawingml/2006/main">
+              <a:graphicData uri="http://schemas.openxmlformats.org/drawingml/2006/picture">
+                <pic:pic xmlns:pic="http://schemas.openxmlformats.org/drawingml/2006/picture">
+                  <pic:nvPicPr>
+                    <pic:cNvPr id="622892526" name=""/>
+                    <pic:cNvPicPr/>
+                  </pic:nvPicPr>
+                  <pic:blipFill>
+                    <a:blip r:embed="rId11"/>
+                    <a:stretch>
+                      <a:fillRect/>
+                    </a:stretch>
+                  </pic:blipFill>
+                  <pic:spPr>
+                    <a:xfrm>
+                      <a:off x="0" y="0"/>
+                      <a:ext cx="3705742" cy="3000794"/>
+                    </a:xfrm>
+                    <a:prstGeom prst="rect">
+                      <a:avLst/>
+                    </a:prstGeom>
+                  </pic:spPr>
+                </pic:pic>
+              </a:graphicData>
+            </a:graphic>
+          </wp:inline>
+        </w:drawing>
       </w:r>
     </w:p>
     <w:p>
       <w:pPr>
-        <w:rPr>
-          <w:lang w:val="en-GB" w:eastAsia="nb-NO"/>
-        </w:rPr>
-      </w:pPr>
-      <w:r>
-        <w:rPr>
-          <w:lang w:val="en-GB" w:eastAsia="nb-NO"/>
-        </w:rPr>
-        <w:t xml:space="preserve">Subtask </w:t>
-      </w:r>
-      <w:r>
-        <w:rPr>
-          <w:lang w:val="en-GB" w:eastAsia="nb-NO"/>
-        </w:rPr>
-        <w:t>3</w:t>
-      </w:r>
-      <w:r>
-        <w:rPr>
-          <w:lang w:val="en-GB" w:eastAsia="nb-NO"/>
-        </w:rPr>
-        <w:t>:</w:t>
+        <w:tabs>
+          <w:tab w:val="left" w:pos="1740"/>
+        </w:tabs>
+        <w:rPr>
+          <w:rFonts w:ascii="Times New Roman" w:hAnsi="Times New Roman" w:cs="Times New Roman"/>
+          <w:sz w:val="28"/>
+          <w:szCs w:val="28"/>
+          <w:lang w:val="en-GB" w:eastAsia="nb-NO"/>
+        </w:rPr>
+      </w:pPr>
+      <w:r>
+        <w:rPr>
+          <w:rFonts w:ascii="Times New Roman" w:hAnsi="Times New Roman" w:cs="Times New Roman"/>
+          <w:sz w:val="28"/>
+          <w:szCs w:val="28"/>
+          <w:lang w:val="en-GB" w:eastAsia="nb-NO"/>
+        </w:rPr>
+        <w:t>Subtask 2:</w:t>
+      </w:r>
+      <w:r>
+        <w:rPr>
+          <w:rFonts w:ascii="Times New Roman" w:hAnsi="Times New Roman" w:cs="Times New Roman"/>
+          <w:sz w:val="28"/>
+          <w:szCs w:val="28"/>
+          <w:lang w:val="en-GB" w:eastAsia="nb-NO"/>
+        </w:rPr>
+        <w:t xml:space="preserve"> Implement Parallel DFS</w:t>
+      </w:r>
+      <w:r>
+        <w:rPr>
+          <w:rFonts w:ascii="Times New Roman" w:hAnsi="Times New Roman" w:cs="Times New Roman"/>
+          <w:sz w:val="28"/>
+          <w:szCs w:val="28"/>
+          <w:lang w:val="en-GB" w:eastAsia="nb-NO"/>
+        </w:rPr>
+        <w:tab/>
       </w:r>
     </w:p>
     <w:p>
       <w:pPr>
-        <w:rPr>
-          <w:lang w:val="en-GB" w:eastAsia="nb-NO"/>
-        </w:rPr>
-      </w:pPr>
-      <w:r>
-        <w:rPr>
-          <w:lang w:val="en-GB" w:eastAsia="nb-NO"/>
-        </w:rPr>
-        <w:t xml:space="preserve">Subtask </w:t>
-      </w:r>
-      <w:r>
-        <w:rPr>
-          <w:lang w:val="en-GB" w:eastAsia="nb-NO"/>
-        </w:rPr>
-        <w:t>4</w:t>
-      </w:r>
-      <w:r>
-        <w:rPr>
-          <w:lang w:val="en-GB" w:eastAsia="nb-NO"/>
-        </w:rPr>
-        <w:t>:</w:t>
+        <w:tabs>
+          <w:tab w:val="left" w:pos="1740"/>
+        </w:tabs>
+        <w:rPr>
+          <w:rFonts w:ascii="Times New Roman" w:hAnsi="Times New Roman" w:cs="Times New Roman"/>
+          <w:sz w:val="28"/>
+          <w:szCs w:val="28"/>
+          <w:lang w:val="en-GB" w:eastAsia="nb-NO"/>
+        </w:rPr>
+      </w:pPr>
+      <w:r>
+        <w:rPr>
+          <w:rFonts w:ascii="Times New Roman" w:hAnsi="Times New Roman" w:cs="Times New Roman"/>
+          <w:sz w:val="28"/>
+          <w:szCs w:val="28"/>
+          <w:lang w:val="en-GB" w:eastAsia="nb-NO"/>
+        </w:rPr>
+        <w:lastRenderedPageBreak/>
+        <w:drawing>
+          <wp:inline distT="0" distB="0" distL="0" distR="0" wp14:anchorId="5D6088B5" wp14:editId="5B697E84">
+            <wp:extent cx="3781953" cy="3877216"/>
+            <wp:effectExtent l="0" t="0" r="9525" b="9525"/>
+            <wp:docPr id="279665351" name="Bilde 1"/>
+            <wp:cNvGraphicFramePr>
+              <a:graphicFrameLocks xmlns:a="http://schemas.openxmlformats.org/drawingml/2006/main" noChangeAspect="1"/>
+            </wp:cNvGraphicFramePr>
+            <a:graphic xmlns:a="http://schemas.openxmlformats.org/drawingml/2006/main">
+              <a:graphicData uri="http://schemas.openxmlformats.org/drawingml/2006/picture">
+                <pic:pic xmlns:pic="http://schemas.openxmlformats.org/drawingml/2006/picture">
+                  <pic:nvPicPr>
+                    <pic:cNvPr id="279665351" name=""/>
+                    <pic:cNvPicPr/>
+                  </pic:nvPicPr>
+                  <pic:blipFill>
+                    <a:blip r:embed="rId12"/>
+                    <a:stretch>
+                      <a:fillRect/>
+                    </a:stretch>
+                  </pic:blipFill>
+                  <pic:spPr>
+                    <a:xfrm>
+                      <a:off x="0" y="0"/>
+                      <a:ext cx="3781953" cy="3877216"/>
+                    </a:xfrm>
+                    <a:prstGeom prst="rect">
+                      <a:avLst/>
+                    </a:prstGeom>
+                  </pic:spPr>
+                </pic:pic>
+              </a:graphicData>
+            </a:graphic>
+          </wp:inline>
+        </w:drawing>
       </w:r>
     </w:p>
     <w:p>
       <w:pPr>
         <w:rPr>
-          <w:lang w:val="en-GB" w:eastAsia="nb-NO"/>
-        </w:rPr>
-      </w:pPr>
-      <w:r>
-        <w:rPr>
-          <w:lang w:val="en-GB" w:eastAsia="nb-NO"/>
-        </w:rPr>
-        <w:t xml:space="preserve">Subtask </w:t>
-      </w:r>
-      <w:r>
-        <w:rPr>
-          <w:lang w:val="en-GB" w:eastAsia="nb-NO"/>
-        </w:rPr>
-        <w:t>5</w:t>
-      </w:r>
-      <w:r>
-        <w:rPr>
-          <w:lang w:val="en-GB" w:eastAsia="nb-NO"/>
-        </w:rPr>
-        <w:t>:</w:t>
+          <w:rFonts w:ascii="Times New Roman" w:hAnsi="Times New Roman" w:cs="Times New Roman"/>
+          <w:sz w:val="28"/>
+          <w:szCs w:val="28"/>
+          <w:lang w:val="en-GB" w:eastAsia="nb-NO"/>
+        </w:rPr>
+      </w:pPr>
+      <w:r>
+        <w:rPr>
+          <w:rFonts w:ascii="Times New Roman" w:hAnsi="Times New Roman" w:cs="Times New Roman"/>
+          <w:sz w:val="28"/>
+          <w:szCs w:val="28"/>
+          <w:lang w:val="en-GB" w:eastAsia="nb-NO"/>
+        </w:rPr>
+        <w:t>Subtask 3:</w:t>
+      </w:r>
+      <w:r>
+        <w:rPr>
+          <w:rFonts w:ascii="Times New Roman" w:hAnsi="Times New Roman" w:cs="Times New Roman"/>
+          <w:sz w:val="28"/>
+          <w:szCs w:val="28"/>
+          <w:lang w:val="en-GB" w:eastAsia="nb-NO"/>
+        </w:rPr>
+        <w:t xml:space="preserve"> Compute speedup</w:t>
       </w:r>
     </w:p>
     <w:p>
       <w:pPr>
-        <w:rPr>
-          <w:lang w:val="en-GB" w:eastAsia="nb-NO"/>
-        </w:rPr>
-      </w:pPr>
+        <w:pStyle w:val="Listeavsnitt"/>
+        <w:numPr>
+          <w:ilvl w:val="0"/>
+          <w:numId w:val="16"/>
+        </w:numPr>
+        <w:rPr>
+          <w:rFonts w:ascii="Times New Roman" w:hAnsi="Times New Roman" w:cs="Times New Roman"/>
+          <w:lang w:val="en-GB" w:eastAsia="nb-NO"/>
+        </w:rPr>
+      </w:pPr>
+      <w:r>
+        <w:rPr>
+          <w:rFonts w:ascii="Times New Roman" w:hAnsi="Times New Roman" w:cs="Times New Roman"/>
+          <w:lang w:val="en-GB" w:eastAsia="nb-NO"/>
+        </w:rPr>
+        <w:t>Done</w:t>
+      </w:r>
+      <w:r>
+        <w:rPr>
+          <w:rFonts w:ascii="Times New Roman" w:hAnsi="Times New Roman" w:cs="Times New Roman"/>
+          <w:lang w:val="en-GB" w:eastAsia="nb-NO"/>
+        </w:rPr>
+        <w:t>, se picture in subtask 2.</w:t>
+      </w:r>
     </w:p>
     <w:p>
       <w:pPr>
         <w:rPr>
-          <w:lang w:val="en-GB" w:eastAsia="nb-NO"/>
-        </w:rPr>
-      </w:pPr>
+          <w:rFonts w:ascii="Times New Roman" w:hAnsi="Times New Roman" w:cs="Times New Roman"/>
+          <w:sz w:val="28"/>
+          <w:szCs w:val="28"/>
+          <w:lang w:val="en-GB" w:eastAsia="nb-NO"/>
+        </w:rPr>
+      </w:pPr>
+      <w:r>
+        <w:rPr>
+          <w:rFonts w:ascii="Times New Roman" w:hAnsi="Times New Roman" w:cs="Times New Roman"/>
+          <w:sz w:val="28"/>
+          <w:szCs w:val="28"/>
+          <w:lang w:val="en-GB" w:eastAsia="nb-NO"/>
+        </w:rPr>
+        <w:t>Subtask 4:</w:t>
+      </w:r>
+      <w:r>
+        <w:rPr>
+          <w:rFonts w:ascii="Times New Roman" w:hAnsi="Times New Roman" w:cs="Times New Roman"/>
+          <w:sz w:val="28"/>
+          <w:szCs w:val="28"/>
+          <w:lang w:val="en-GB" w:eastAsia="nb-NO"/>
+        </w:rPr>
+        <w:t xml:space="preserve"> Stable speedup</w:t>
+      </w:r>
     </w:p>
     <w:p>
       <w:pPr>
-        <w:rPr>
+        <w:pStyle w:val="Listeavsnitt"/>
+        <w:numPr>
+          <w:ilvl w:val="0"/>
+          <w:numId w:val="16"/>
+        </w:numPr>
+        <w:rPr>
+          <w:rFonts w:ascii="Times New Roman" w:hAnsi="Times New Roman" w:cs="Times New Roman"/>
+          <w:lang w:val="en-GB" w:eastAsia="nb-NO"/>
+        </w:rPr>
+      </w:pPr>
+      <w:r>
+        <w:rPr>
+          <w:rFonts w:ascii="Times New Roman" w:hAnsi="Times New Roman" w:cs="Times New Roman"/>
+          <w:lang w:val="en-GB" w:eastAsia="nb-NO"/>
+        </w:rPr>
+        <w:t>From the benchmark sweep I ran, the closest to a stable region is around RUNS = 100 to RUNS = 200, where the measured speedup is about:</w:t>
+      </w:r>
+    </w:p>
+    <w:p>
+      <w:pPr>
+        <w:pStyle w:val="Listeavsnitt"/>
+        <w:numPr>
+          <w:ilvl w:val="1"/>
+          <w:numId w:val="16"/>
+        </w:numPr>
+        <w:rPr>
+          <w:rFonts w:ascii="Times New Roman" w:hAnsi="Times New Roman" w:cs="Times New Roman"/>
+          <w:lang w:val="en-GB" w:eastAsia="nb-NO"/>
+        </w:rPr>
+      </w:pPr>
+      <w:r>
+        <w:rPr>
+          <w:rFonts w:ascii="Times New Roman" w:hAnsi="Times New Roman" w:cs="Times New Roman"/>
+          <w:lang w:val="en-GB" w:eastAsia="nb-NO"/>
+        </w:rPr>
+        <w:t>RUNS=100 -&gt; speedup 0.00575</w:t>
+      </w:r>
+    </w:p>
+    <w:p>
+      <w:pPr>
+        <w:pStyle w:val="Listeavsnitt"/>
+        <w:numPr>
+          <w:ilvl w:val="1"/>
+          <w:numId w:val="16"/>
+        </w:numPr>
+        <w:rPr>
+          <w:rFonts w:ascii="Times New Roman" w:hAnsi="Times New Roman" w:cs="Times New Roman"/>
+          <w:lang w:val="en-GB" w:eastAsia="nb-NO"/>
+        </w:rPr>
+      </w:pPr>
+      <w:r>
+        <w:rPr>
+          <w:rFonts w:ascii="Times New Roman" w:hAnsi="Times New Roman" w:cs="Times New Roman"/>
+          <w:lang w:val="en-GB" w:eastAsia="nb-NO"/>
+        </w:rPr>
+        <w:t>RUNS=200 -&gt; speedup 0.00587</w:t>
+      </w:r>
+    </w:p>
+    <w:p>
+      <w:pPr>
+        <w:rPr>
+          <w:rFonts w:ascii="Times New Roman" w:hAnsi="Times New Roman" w:cs="Times New Roman"/>
+          <w:sz w:val="28"/>
+          <w:szCs w:val="28"/>
+          <w:lang w:val="en-GB" w:eastAsia="nb-NO"/>
+        </w:rPr>
+      </w:pPr>
+      <w:r>
+        <w:rPr>
+          <w:rFonts w:ascii="Times New Roman" w:hAnsi="Times New Roman" w:cs="Times New Roman"/>
+          <w:sz w:val="28"/>
+          <w:szCs w:val="28"/>
+          <w:lang w:val="en-GB" w:eastAsia="nb-NO"/>
+        </w:rPr>
+        <w:t>Subtask 5:</w:t>
+      </w:r>
+    </w:p>
+    <w:p>
+      <w:pPr>
+        <w:pStyle w:val="Listeavsnitt"/>
+        <w:numPr>
+          <w:ilvl w:val="0"/>
+          <w:numId w:val="16"/>
+        </w:numPr>
+        <w:rPr>
+          <w:rFonts w:ascii="Times New Roman" w:hAnsi="Times New Roman" w:cs="Times New Roman"/>
+          <w:lang w:val="en-GB" w:eastAsia="nb-NO"/>
+        </w:rPr>
+      </w:pPr>
+      <w:r>
+        <w:rPr>
+          <w:rFonts w:ascii="Times New Roman" w:hAnsi="Times New Roman" w:cs="Times New Roman"/>
+          <w:lang w:val="en-GB" w:eastAsia="nb-NO"/>
+        </w:rPr>
+        <w:t>Not Done</w:t>
+      </w:r>
+    </w:p>
+    <w:p>
+      <w:pPr>
+        <w:rPr>
+          <w:rFonts w:ascii="Times New Roman" w:hAnsi="Times New Roman" w:cs="Times New Roman"/>
+          <w:lang w:val="en-GB" w:eastAsia="nb-NO"/>
+        </w:rPr>
+      </w:pPr>
+    </w:p>
+    <w:p>
+      <w:pPr>
+        <w:rPr>
+          <w:rFonts w:ascii="Times New Roman" w:hAnsi="Times New Roman" w:cs="Times New Roman"/>
+          <w:lang w:val="en-GB" w:eastAsia="nb-NO"/>
+        </w:rPr>
+      </w:pPr>
+    </w:p>
+    <w:p>
+      <w:pPr>
+        <w:rPr>
+          <w:rFonts w:ascii="Times New Roman" w:hAnsi="Times New Roman" w:cs="Times New Roman"/>
           <w:lang w:val="en-GB" w:eastAsia="nb-NO"/>
         </w:rPr>
       </w:pPr>
     </w:p>
     <w:sectPr>
-      <w:headerReference w:type="even" r:id="rId11"/>
-      <w:headerReference w:type="default" r:id="rId12"/>
+      <w:headerReference w:type="even" r:id="rId13"/>
+      <w:headerReference w:type="default" r:id="rId14"/>
       <w:pgSz w:w="11906" w:h="16838"/>
       <w:pgMar w:top="1417" w:right="1417" w:bottom="1417" w:left="1417" w:header="708" w:footer="708" w:gutter="0"/>
       <w:cols w:space="708"/>
@@ -813,6 +1092,11 @@
         <w:docPartUnique/>
       </w:docPartObj>
     </w:sdtPr>
+    <w:sdtEndPr>
+      <w:rPr>
+        <w:rStyle w:val="Sidetall"/>
+      </w:rPr>
+    </w:sdtEndPr>
     <w:sdtContent>
       <w:p>
         <w:pPr>
@@ -871,6 +1155,11 @@
         <w:docPartUnique/>
       </w:docPartObj>
     </w:sdtPr>
+    <w:sdtEndPr>
+      <w:rPr>
+        <w:rStyle w:val="Sidetall"/>
+      </w:rPr>
+    </w:sdtEndPr>
     <w:sdtContent>
       <w:p>
         <w:pPr>
@@ -1041,6 +1330,118 @@
     </w:lvl>
   </w:abstractNum>
   <w:abstractNum w:abstractNumId="1" w15:restartNumberingAfterBreak="0">
+    <w:nsid w:val="12167D6C"/>
+    <w:multiLevelType w:val="hybridMultilevel"/>
+    <w:tmpl w:val="A1B6485C"/>
+    <w:lvl w:ilvl="0" w:tplc="A776C2BE">
+      <w:numFmt w:val="bullet"/>
+      <w:lvlText w:val="-"/>
+      <w:lvlJc w:val="left"/>
+      <w:pPr>
+        <w:ind w:left="720" w:hanging="360"/>
+      </w:pPr>
+      <w:rPr>
+        <w:rFonts w:ascii="Aptos" w:eastAsiaTheme="minorHAnsi" w:hAnsi="Aptos" w:cstheme="minorBidi" w:hint="default"/>
+      </w:rPr>
+    </w:lvl>
+    <w:lvl w:ilvl="1" w:tplc="04140003">
+      <w:start w:val="1"/>
+      <w:numFmt w:val="bullet"/>
+      <w:lvlText w:val="o"/>
+      <w:lvlJc w:val="left"/>
+      <w:pPr>
+        <w:ind w:left="1440" w:hanging="360"/>
+      </w:pPr>
+      <w:rPr>
+        <w:rFonts w:ascii="Courier New" w:hAnsi="Courier New" w:cs="Courier New" w:hint="default"/>
+      </w:rPr>
+    </w:lvl>
+    <w:lvl w:ilvl="2" w:tplc="04140005" w:tentative="1">
+      <w:start w:val="1"/>
+      <w:numFmt w:val="bullet"/>
+      <w:lvlText w:val=""/>
+      <w:lvlJc w:val="left"/>
+      <w:pPr>
+        <w:ind w:left="2160" w:hanging="360"/>
+      </w:pPr>
+      <w:rPr>
+        <w:rFonts w:ascii="Wingdings" w:hAnsi="Wingdings" w:hint="default"/>
+      </w:rPr>
+    </w:lvl>
+    <w:lvl w:ilvl="3" w:tplc="04140001" w:tentative="1">
+      <w:start w:val="1"/>
+      <w:numFmt w:val="bullet"/>
+      <w:lvlText w:val=""/>
+      <w:lvlJc w:val="left"/>
+      <w:pPr>
+        <w:ind w:left="2880" w:hanging="360"/>
+      </w:pPr>
+      <w:rPr>
+        <w:rFonts w:ascii="Symbol" w:hAnsi="Symbol" w:hint="default"/>
+      </w:rPr>
+    </w:lvl>
+    <w:lvl w:ilvl="4" w:tplc="04140003" w:tentative="1">
+      <w:start w:val="1"/>
+      <w:numFmt w:val="bullet"/>
+      <w:lvlText w:val="o"/>
+      <w:lvlJc w:val="left"/>
+      <w:pPr>
+        <w:ind w:left="3600" w:hanging="360"/>
+      </w:pPr>
+      <w:rPr>
+        <w:rFonts w:ascii="Courier New" w:hAnsi="Courier New" w:cs="Courier New" w:hint="default"/>
+      </w:rPr>
+    </w:lvl>
+    <w:lvl w:ilvl="5" w:tplc="04140005" w:tentative="1">
+      <w:start w:val="1"/>
+      <w:numFmt w:val="bullet"/>
+      <w:lvlText w:val=""/>
+      <w:lvlJc w:val="left"/>
+      <w:pPr>
+        <w:ind w:left="4320" w:hanging="360"/>
+      </w:pPr>
+      <w:rPr>
+        <w:rFonts w:ascii="Wingdings" w:hAnsi="Wingdings" w:hint="default"/>
+      </w:rPr>
+    </w:lvl>
+    <w:lvl w:ilvl="6" w:tplc="04140001" w:tentative="1">
+      <w:start w:val="1"/>
+      <w:numFmt w:val="bullet"/>
+      <w:lvlText w:val=""/>
+      <w:lvlJc w:val="left"/>
+      <w:pPr>
+        <w:ind w:left="5040" w:hanging="360"/>
+      </w:pPr>
+      <w:rPr>
+        <w:rFonts w:ascii="Symbol" w:hAnsi="Symbol" w:hint="default"/>
+      </w:rPr>
+    </w:lvl>
+    <w:lvl w:ilvl="7" w:tplc="04140003" w:tentative="1">
+      <w:start w:val="1"/>
+      <w:numFmt w:val="bullet"/>
+      <w:lvlText w:val="o"/>
+      <w:lvlJc w:val="left"/>
+      <w:pPr>
+        <w:ind w:left="5760" w:hanging="360"/>
+      </w:pPr>
+      <w:rPr>
+        <w:rFonts w:ascii="Courier New" w:hAnsi="Courier New" w:cs="Courier New" w:hint="default"/>
+      </w:rPr>
+    </w:lvl>
+    <w:lvl w:ilvl="8" w:tplc="04140005" w:tentative="1">
+      <w:start w:val="1"/>
+      <w:numFmt w:val="bullet"/>
+      <w:lvlText w:val=""/>
+      <w:lvlJc w:val="left"/>
+      <w:pPr>
+        <w:ind w:left="6480" w:hanging="360"/>
+      </w:pPr>
+      <w:rPr>
+        <w:rFonts w:ascii="Wingdings" w:hAnsi="Wingdings" w:hint="default"/>
+      </w:rPr>
+    </w:lvl>
+  </w:abstractNum>
+  <w:abstractNum w:abstractNumId="2" w15:restartNumberingAfterBreak="0">
     <w:nsid w:val="130E3939"/>
     <w:multiLevelType w:val="multilevel"/>
     <w:tmpl w:val="FAA430A6"/>
@@ -1153,7 +1554,119 @@
       </w:pPr>
     </w:lvl>
   </w:abstractNum>
-  <w:abstractNum w:abstractNumId="2" w15:restartNumberingAfterBreak="0">
+  <w:abstractNum w:abstractNumId="3" w15:restartNumberingAfterBreak="0">
+    <w:nsid w:val="1D061BB9"/>
+    <w:multiLevelType w:val="hybridMultilevel"/>
+    <w:tmpl w:val="38E2C3F8"/>
+    <w:lvl w:ilvl="0" w:tplc="32C28FEE">
+      <w:numFmt w:val="bullet"/>
+      <w:lvlText w:val="-"/>
+      <w:lvlJc w:val="left"/>
+      <w:pPr>
+        <w:ind w:left="720" w:hanging="360"/>
+      </w:pPr>
+      <w:rPr>
+        <w:rFonts w:ascii="Times New Roman" w:eastAsiaTheme="majorEastAsia" w:hAnsi="Times New Roman" w:cs="Times New Roman" w:hint="default"/>
+      </w:rPr>
+    </w:lvl>
+    <w:lvl w:ilvl="1" w:tplc="04140003" w:tentative="1">
+      <w:start w:val="1"/>
+      <w:numFmt w:val="bullet"/>
+      <w:lvlText w:val="o"/>
+      <w:lvlJc w:val="left"/>
+      <w:pPr>
+        <w:ind w:left="1440" w:hanging="360"/>
+      </w:pPr>
+      <w:rPr>
+        <w:rFonts w:ascii="Courier New" w:hAnsi="Courier New" w:cs="Courier New" w:hint="default"/>
+      </w:rPr>
+    </w:lvl>
+    <w:lvl w:ilvl="2" w:tplc="04140005" w:tentative="1">
+      <w:start w:val="1"/>
+      <w:numFmt w:val="bullet"/>
+      <w:lvlText w:val=""/>
+      <w:lvlJc w:val="left"/>
+      <w:pPr>
+        <w:ind w:left="2160" w:hanging="360"/>
+      </w:pPr>
+      <w:rPr>
+        <w:rFonts w:ascii="Wingdings" w:hAnsi="Wingdings" w:hint="default"/>
+      </w:rPr>
+    </w:lvl>
+    <w:lvl w:ilvl="3" w:tplc="04140001" w:tentative="1">
+      <w:start w:val="1"/>
+      <w:numFmt w:val="bullet"/>
+      <w:lvlText w:val=""/>
+      <w:lvlJc w:val="left"/>
+      <w:pPr>
+        <w:ind w:left="2880" w:hanging="360"/>
+      </w:pPr>
+      <w:rPr>
+        <w:rFonts w:ascii="Symbol" w:hAnsi="Symbol" w:hint="default"/>
+      </w:rPr>
+    </w:lvl>
+    <w:lvl w:ilvl="4" w:tplc="04140003" w:tentative="1">
+      <w:start w:val="1"/>
+      <w:numFmt w:val="bullet"/>
+      <w:lvlText w:val="o"/>
+      <w:lvlJc w:val="left"/>
+      <w:pPr>
+        <w:ind w:left="3600" w:hanging="360"/>
+      </w:pPr>
+      <w:rPr>
+        <w:rFonts w:ascii="Courier New" w:hAnsi="Courier New" w:cs="Courier New" w:hint="default"/>
+      </w:rPr>
+    </w:lvl>
+    <w:lvl w:ilvl="5" w:tplc="04140005" w:tentative="1">
+      <w:start w:val="1"/>
+      <w:numFmt w:val="bullet"/>
+      <w:lvlText w:val=""/>
+      <w:lvlJc w:val="left"/>
+      <w:pPr>
+        <w:ind w:left="4320" w:hanging="360"/>
+      </w:pPr>
+      <w:rPr>
+        <w:rFonts w:ascii="Wingdings" w:hAnsi="Wingdings" w:hint="default"/>
+      </w:rPr>
+    </w:lvl>
+    <w:lvl w:ilvl="6" w:tplc="04140001" w:tentative="1">
+      <w:start w:val="1"/>
+      <w:numFmt w:val="bullet"/>
+      <w:lvlText w:val=""/>
+      <w:lvlJc w:val="left"/>
+      <w:pPr>
+        <w:ind w:left="5040" w:hanging="360"/>
+      </w:pPr>
+      <w:rPr>
+        <w:rFonts w:ascii="Symbol" w:hAnsi="Symbol" w:hint="default"/>
+      </w:rPr>
+    </w:lvl>
+    <w:lvl w:ilvl="7" w:tplc="04140003" w:tentative="1">
+      <w:start w:val="1"/>
+      <w:numFmt w:val="bullet"/>
+      <w:lvlText w:val="o"/>
+      <w:lvlJc w:val="left"/>
+      <w:pPr>
+        <w:ind w:left="5760" w:hanging="360"/>
+      </w:pPr>
+      <w:rPr>
+        <w:rFonts w:ascii="Courier New" w:hAnsi="Courier New" w:cs="Courier New" w:hint="default"/>
+      </w:rPr>
+    </w:lvl>
+    <w:lvl w:ilvl="8" w:tplc="04140005" w:tentative="1">
+      <w:start w:val="1"/>
+      <w:numFmt w:val="bullet"/>
+      <w:lvlText w:val=""/>
+      <w:lvlJc w:val="left"/>
+      <w:pPr>
+        <w:ind w:left="6480" w:hanging="360"/>
+      </w:pPr>
+      <w:rPr>
+        <w:rFonts w:ascii="Wingdings" w:hAnsi="Wingdings" w:hint="default"/>
+      </w:rPr>
+    </w:lvl>
+  </w:abstractNum>
+  <w:abstractNum w:abstractNumId="4" w15:restartNumberingAfterBreak="0">
     <w:nsid w:val="24A75890"/>
     <w:multiLevelType w:val="multilevel"/>
     <w:tmpl w:val="E4BA41EC"/>
@@ -1267,7 +1780,7 @@
       </w:rPr>
     </w:lvl>
   </w:abstractNum>
-  <w:abstractNum w:abstractNumId="3" w15:restartNumberingAfterBreak="0">
+  <w:abstractNum w:abstractNumId="5" w15:restartNumberingAfterBreak="0">
     <w:nsid w:val="2CF60C80"/>
     <w:multiLevelType w:val="hybridMultilevel"/>
     <w:tmpl w:val="AA4004E0"/>
@@ -1379,7 +1892,7 @@
       </w:rPr>
     </w:lvl>
   </w:abstractNum>
-  <w:abstractNum w:abstractNumId="4" w15:restartNumberingAfterBreak="0">
+  <w:abstractNum w:abstractNumId="6" w15:restartNumberingAfterBreak="0">
     <w:nsid w:val="2F563318"/>
     <w:multiLevelType w:val="multilevel"/>
     <w:tmpl w:val="95B6D4F4"/>
@@ -1493,7 +2006,7 @@
       </w:pPr>
     </w:lvl>
   </w:abstractNum>
-  <w:abstractNum w:abstractNumId="5" w15:restartNumberingAfterBreak="0">
+  <w:abstractNum w:abstractNumId="7" w15:restartNumberingAfterBreak="0">
     <w:nsid w:val="33F33B05"/>
     <w:multiLevelType w:val="multilevel"/>
     <w:tmpl w:val="00BA5B72"/>
@@ -1606,7 +2119,7 @@
       </w:rPr>
     </w:lvl>
   </w:abstractNum>
-  <w:abstractNum w:abstractNumId="6" w15:restartNumberingAfterBreak="0">
+  <w:abstractNum w:abstractNumId="8" w15:restartNumberingAfterBreak="0">
     <w:nsid w:val="54451AB2"/>
     <w:multiLevelType w:val="multilevel"/>
     <w:tmpl w:val="4F223346"/>
@@ -1719,7 +2232,7 @@
       </w:rPr>
     </w:lvl>
   </w:abstractNum>
-  <w:abstractNum w:abstractNumId="7" w15:restartNumberingAfterBreak="0">
+  <w:abstractNum w:abstractNumId="9" w15:restartNumberingAfterBreak="0">
     <w:nsid w:val="54FA350F"/>
     <w:multiLevelType w:val="multilevel"/>
     <w:tmpl w:val="8100538E"/>
@@ -1832,7 +2345,7 @@
       </w:rPr>
     </w:lvl>
   </w:abstractNum>
-  <w:abstractNum w:abstractNumId="8" w15:restartNumberingAfterBreak="0">
+  <w:abstractNum w:abstractNumId="10" w15:restartNumberingAfterBreak="0">
     <w:nsid w:val="58A4597A"/>
     <w:multiLevelType w:val="hybridMultilevel"/>
     <w:tmpl w:val="55D8B7F2"/>
@@ -1944,7 +2457,7 @@
       </w:rPr>
     </w:lvl>
   </w:abstractNum>
-  <w:abstractNum w:abstractNumId="9" w15:restartNumberingAfterBreak="0">
+  <w:abstractNum w:abstractNumId="11" w15:restartNumberingAfterBreak="0">
     <w:nsid w:val="65692C21"/>
     <w:multiLevelType w:val="multilevel"/>
     <w:tmpl w:val="6DBC67E4"/>
@@ -2057,7 +2570,7 @@
       </w:rPr>
     </w:lvl>
   </w:abstractNum>
-  <w:abstractNum w:abstractNumId="10" w15:restartNumberingAfterBreak="0">
+  <w:abstractNum w:abstractNumId="12" w15:restartNumberingAfterBreak="0">
     <w:nsid w:val="7E8633CB"/>
     <w:multiLevelType w:val="multilevel"/>
     <w:tmpl w:val="D3F27AD2"/>
@@ -2171,31 +2684,31 @@
     </w:lvl>
   </w:abstractNum>
   <w:num w:numId="1" w16cid:durableId="1442652110">
-    <w:abstractNumId w:val="10"/>
+    <w:abstractNumId w:val="12"/>
   </w:num>
   <w:num w:numId="2" w16cid:durableId="1060447681">
-    <w:abstractNumId w:val="5"/>
+    <w:abstractNumId w:val="7"/>
   </w:num>
   <w:num w:numId="3" w16cid:durableId="1708601671">
-    <w:abstractNumId w:val="5"/>
+    <w:abstractNumId w:val="7"/>
   </w:num>
   <w:num w:numId="4" w16cid:durableId="1803303132">
-    <w:abstractNumId w:val="9"/>
+    <w:abstractNumId w:val="11"/>
   </w:num>
   <w:num w:numId="5" w16cid:durableId="1697074110">
-    <w:abstractNumId w:val="6"/>
+    <w:abstractNumId w:val="8"/>
   </w:num>
   <w:num w:numId="6" w16cid:durableId="1528252287">
+    <w:abstractNumId w:val="4"/>
+  </w:num>
+  <w:num w:numId="7" w16cid:durableId="105662357">
+    <w:abstractNumId w:val="4"/>
+  </w:num>
+  <w:num w:numId="8" w16cid:durableId="1629508395">
     <w:abstractNumId w:val="2"/>
   </w:num>
-  <w:num w:numId="7" w16cid:durableId="105662357">
+  <w:num w:numId="9" w16cid:durableId="1576014410">
     <w:abstractNumId w:val="2"/>
-  </w:num>
-  <w:num w:numId="8" w16cid:durableId="1629508395">
-    <w:abstractNumId w:val="1"/>
-  </w:num>
-  <w:num w:numId="9" w16cid:durableId="1576014410">
-    <w:abstractNumId w:val="1"/>
     <w:lvlOverride w:ilvl="0">
       <w:startOverride w:val="1"/>
     </w:lvlOverride>
@@ -2225,21 +2738,27 @@
     </w:lvlOverride>
   </w:num>
   <w:num w:numId="10" w16cid:durableId="1226069016">
-    <w:abstractNumId w:val="7"/>
+    <w:abstractNumId w:val="9"/>
   </w:num>
   <w:num w:numId="11" w16cid:durableId="126748389">
-    <w:abstractNumId w:val="7"/>
+    <w:abstractNumId w:val="9"/>
   </w:num>
   <w:num w:numId="12" w16cid:durableId="976647430">
     <w:abstractNumId w:val="0"/>
   </w:num>
   <w:num w:numId="13" w16cid:durableId="653877564">
-    <w:abstractNumId w:val="4"/>
+    <w:abstractNumId w:val="6"/>
   </w:num>
   <w:num w:numId="14" w16cid:durableId="2062241591">
-    <w:abstractNumId w:val="8"/>
+    <w:abstractNumId w:val="10"/>
   </w:num>
   <w:num w:numId="15" w16cid:durableId="1838572655">
+    <w:abstractNumId w:val="5"/>
+  </w:num>
+  <w:num w:numId="16" w16cid:durableId="873347180">
+    <w:abstractNumId w:val="1"/>
+  </w:num>
+  <w:num w:numId="17" w16cid:durableId="600188363">
     <w:abstractNumId w:val="3"/>
   </w:num>
 </w:numbering>
